--- a/Base Application.Source/Sales/Reminder/DefaultReminderEmail.docx
+++ b/Base Application.Source/Sales/Reminder/DefaultReminderEmail.docx
@@ -2578,11 +2578,11 @@
  
              < C o m p a n y A d d r 8 > C o m p a n y A d d r 8 < / C o m p a n y A d d r 8 >   
-             < C o m p a n y I n f o 1 P i c t u r e > C o m p a n y I n f o 1 P i c t u r e < / C o m p a n y I n f o 1 P i c t u r e > - 
-             < C o m p a n y I n f o 2 P i c t u r e > C o m p a n y I n f o 2 P i c t u r e < / C o m p a n y I n f o 2 P i c t u r e > - 
-             < C o m p a n y I n f o 3 P i c t u r e > C o m p a n y I n f o 3 P i c t u r e < / C o m p a n y I n f o 3 P i c t u r e > +             < C o m p a n y I n f o 1 P i c t u r e   / > + 
+             < C o m p a n y I n f o 2 P i c t u r e   / > + 
+             < C o m p a n y I n f o 3 P i c t u r e   / >   
              < C o m p a n y I n f o B a n k A c c N o > C o m p a n y I n f o B a n k A c c N o < / C o m p a n y I n f o B a n k A c c N o >   
